--- a/Healthcare_Submission/4_Cover_Letter.docx
+++ b/Healthcare_Submission/4_Cover_Letter.docx
@@ -58,7 +58,7 @@
         <w:rPr>
           <w:i/>
         </w:rPr>
-        <w:t>Are Transformer-Based Artificial Intelligence Models Ready for Glaucoma Screening from Retinal Imaging? A Systematic Review of Validation Rigour, Early-Disease Evidence, and Risk of Bias</w:t>
+        <w:t>Benchmark Accuracy Is Not Screening Readiness: A Systematic Review of Validation, Early-Disease Evidence, and Risk of Bias in Transformer-Based Artificial Intelligence for Glaucoma Detection from Retinal Imaging</w:t>
       </w:r>
       <w:r>
         <w:t xml:space="preserve">” for consideration as a Systematic Review in </w:t>

--- a/Healthcare_Submission/4_Cover_Letter.docx
+++ b/Healthcare_Submission/4_Cover_Letter.docx
@@ -58,7 +58,7 @@
         <w:rPr>
           <w:i/>
         </w:rPr>
-        <w:t>Benchmark Accuracy Is Not Screening Readiness: A Systematic Review of Validation, Early-Disease Evidence, and Risk of Bias in Transformer-Based Artificial Intelligence for Glaucoma Detection from Retinal Imaging</w:t>
+        <w:t>Transformer-Based Artificial Intelligence for Glaucoma Detection from Retinal Imaging: A Systematic Review of Validation, Early-Disease Evidence, and Risk of Bias</w:t>
       </w:r>
       <w:r>
         <w:t xml:space="preserve">” for consideration as a Systematic Review in </w:t>
